--- a/src/main/webapp/Tasks.docx
+++ b/src/main/webapp/Tasks.docx
@@ -1,78 +1,28 @@
 
 <file path=word/document.xml><?xml version="1.0" encoding="utf-8"?>
-<w:document xmlns:wpc="http://schemas.microsoft.com/office/word/2010/wordprocessingCanvas" xmlns:cx="http://schemas.microsoft.com/office/drawing/2014/chartex" xmlns:cx1="http://schemas.microsoft.com/office/drawing/2015/9/8/chartex" xmlns:cx2="http://schemas.microsoft.com/office/drawing/2015/10/21/chartex" xmlns:cx3="http://schemas.microsoft.com/office/drawing/2016/5/9/chartex" xmlns:cx4="http://schemas.microsoft.com/office/drawing/2016/5/10/chartex" xmlns:cx5="http://schemas.microsoft.com/office/drawing/2016/5/11/chartex" xmlns:cx6="http://schemas.microsoft.com/office/drawing/2016/5/12/chartex" xmlns:cx7="http://schemas.microsoft.com/office/drawing/2016/5/13/chartex" xmlns:cx8="http://schemas.microsoft.com/office/drawing/2016/5/14/chartex" xmlns:mc="http://schemas.openxmlformats.org/markup-compatibility/2006" xmlns:aink="http://schemas.microsoft.com/office/drawing/2016/ink" xmlns:am3d="http://schemas.microsoft.com/office/drawing/2017/model3d" xmlns:o="urn:schemas-microsoft-com:office:office" xmlns:oel="http://schemas.microsoft.com/office/2019/extlst" xmlns:r="http://schemas.openxmlformats.org/officeDocument/2006/relationships" xmlns:m="http://schemas.openxmlformats.org/officeDocument/2006/math" xmlns:v="urn:schemas-microsoft-com:vml" xmlns:wp14="http://schemas.microsoft.com/office/word/2010/wordprocessingDrawing" xmlns:wp="http://schemas.openxmlformats.org/drawingml/2006/wordprocessingDrawing" xmlns:w10="urn:schemas-microsoft-com:office:word" xmlns:w="http://schemas.openxmlformats.org/wordprocessingml/2006/main" xmlns:w14="http://schemas.microsoft.com/office/word/2010/wordml" xmlns:w15="http://schemas.microsoft.com/office/word/2012/wordml" xmlns:w16cex="http://schemas.microsoft.com/office/word/2018/wordml/cex" xmlns:w16cid="http://schemas.microsoft.com/office/word/2016/wordml/cid" xmlns:w16="http://schemas.microsoft.com/office/word/2018/wordml" xmlns:w16sdtdh="http://schemas.microsoft.com/office/word/2020/wordml/sdtdatahash" xmlns:w16se="http://schemas.microsoft.com/office/word/2015/wordml/symex" xmlns:wpg="http://schemas.microsoft.com/office/word/2010/wordprocessingGroup" xmlns:wpi="http://schemas.microsoft.com/office/word/2010/wordprocessingInk" xmlns:wne="http://schemas.microsoft.com/office/word/2006/wordml" xmlns:wps="http://schemas.microsoft.com/office/word/2010/wordprocessingShape" mc:Ignorable="w14 w15 w16se w16cid w16 w16cex w16sdtdh wp14">
+<w:document xmlns:wpc="http://schemas.microsoft.com/office/word/2010/wordprocessingCanvas" xmlns:cx="http://schemas.microsoft.com/office/drawing/2014/chartex" xmlns:cx1="http://schemas.microsoft.com/office/drawing/2015/9/8/chartex" xmlns:cx2="http://schemas.microsoft.com/office/drawing/2015/10/21/chartex" xmlns:cx3="http://schemas.microsoft.com/office/drawing/2016/5/9/chartex" xmlns:cx4="http://schemas.microsoft.com/office/drawing/2016/5/10/chartex" xmlns:cx5="http://schemas.microsoft.com/office/drawing/2016/5/11/chartex" xmlns:cx6="http://schemas.microsoft.com/office/drawing/2016/5/12/chartex" xmlns:cx7="http://schemas.microsoft.com/office/drawing/2016/5/13/chartex" xmlns:cx8="http://schemas.microsoft.com/office/drawing/2016/5/14/chartex" xmlns:mc="http://schemas.openxmlformats.org/markup-compatibility/2006" xmlns:aink="http://schemas.microsoft.com/office/drawing/2016/ink" xmlns:am3d="http://schemas.microsoft.com/office/drawing/2017/model3d" xmlns:o="urn:schemas-microsoft-com:office:office" xmlns:oel="http://schemas.microsoft.com/office/2019/extlst" xmlns:r="http://schemas.openxmlformats.org/officeDocument/2006/relationships" xmlns:m="http://schemas.openxmlformats.org/officeDocument/2006/math" xmlns:v="urn:schemas-microsoft-com:vml" xmlns:wp14="http://schemas.microsoft.com/office/word/2010/wordprocessingDrawing" xmlns:wp="http://schemas.openxmlformats.org/drawingml/2006/wordprocessingDrawing" xmlns:w10="urn:schemas-microsoft-com:office:word" xmlns:w="http://schemas.openxmlformats.org/wordprocessingml/2006/main" xmlns:w14="http://schemas.microsoft.com/office/word/2010/wordml" xmlns:w15="http://schemas.microsoft.com/office/word/2012/wordml" xmlns:w16cex="http://schemas.microsoft.com/office/word/2018/wordml/cex" xmlns:w16cid="http://schemas.microsoft.com/office/word/2016/wordml/cid" xmlns:w16="http://schemas.microsoft.com/office/word/2018/wordml" xmlns:w16du="http://schemas.microsoft.com/office/word/2023/wordml/word16du" xmlns:w16sdtdh="http://schemas.microsoft.com/office/word/2020/wordml/sdtdatahash" xmlns:w16se="http://schemas.microsoft.com/office/word/2015/wordml/symex" xmlns:wpg="http://schemas.microsoft.com/office/word/2010/wordprocessingGroup" xmlns:wpi="http://schemas.microsoft.com/office/word/2010/wordprocessingInk" xmlns:wne="http://schemas.microsoft.com/office/word/2006/wordml" xmlns:wps="http://schemas.microsoft.com/office/word/2010/wordprocessingShape" mc:Ignorable="w14 w15 w16se w16cid w16 w16cex w16sdtdh w16du wp14">
   <w:body>
     <w:p>
       <w:pPr>
         <w:rPr>
-          <w:lang w:val="en-US"/>
-        </w:rPr>
-      </w:pPr>
-    </w:p>
-    <w:p>
-      <w:pPr>
-        <w:rPr>
-          <w:lang w:val="en-US"/>
-        </w:rPr>
-      </w:pPr>
-      <w:r>
-        <w:rPr>
-          <w:rFonts w:hint="eastAsia"/>
-          <w:lang w:val="en-US"/>
-        </w:rPr>
-        <w:t>文件改动量</w:t>
-      </w:r>
-    </w:p>
-    <w:p>
-      <w:pPr>
-        <w:rPr>
-          <w:lang w:val="en-US"/>
-        </w:rPr>
-      </w:pPr>
-    </w:p>
-    <w:p>
-      <w:pPr>
-        <w:rPr>
-          <w:lang w:val="en-US"/>
-        </w:rPr>
-      </w:pPr>
-      <w:r>
-        <w:rPr>
-          <w:rFonts w:hint="eastAsia"/>
-          <w:lang w:val="en-US"/>
-        </w:rPr>
-        <w:t>文件之间的调用关系</w:t>
-      </w:r>
-    </w:p>
-    <w:p>
-      <w:pPr>
-        <w:rPr>
-          <w:lang w:val="en-US"/>
-        </w:rPr>
-      </w:pPr>
-    </w:p>
-    <w:p>
-      <w:pPr>
-        <w:rPr>
-          <w:lang w:val="en-US"/>
-        </w:rPr>
-      </w:pPr>
-    </w:p>
-    <w:p>
-      <w:pPr>
-        <w:rPr>
-          <w:lang w:val="en-US"/>
-        </w:rPr>
-      </w:pPr>
-      <w:r>
-        <w:rPr>
-          <w:rFonts w:hint="eastAsia"/>
+          <w:b/>
+          <w:bCs/>
+          <w:lang w:val="en-US"/>
+        </w:rPr>
+      </w:pPr>
+      <w:r>
+        <w:rPr>
+          <w:rFonts w:hint="eastAsia"/>
+          <w:b/>
+          <w:bCs/>
           <w:lang w:val="en-US"/>
         </w:rPr>
         <w:t>Task</w:t>
       </w:r>
       <w:r>
         <w:rPr>
+          <w:b/>
+          <w:bCs/>
           <w:lang w:val="en-US"/>
         </w:rPr>
         <w:t xml:space="preserve"> 1</w:t>
@@ -84,22 +34,169 @@
           <w:lang w:val="en-US"/>
         </w:rPr>
       </w:pPr>
-    </w:p>
-    <w:p>
-      <w:pPr>
-        <w:rPr>
-          <w:lang w:val="en-US"/>
-        </w:rPr>
-      </w:pPr>
-    </w:p>
-    <w:p>
-      <w:pPr>
-        <w:rPr>
-          <w:lang w:val="en-US"/>
-        </w:rPr>
-      </w:pPr>
-      <w:r>
-        <w:rPr>
+      <w:r>
+        <w:rPr>
+          <w:rFonts w:hint="eastAsia"/>
+          <w:lang w:val="en-US"/>
+        </w:rPr>
+        <w:t>-----------------------------------------</w:t>
+      </w:r>
+    </w:p>
+    <w:p>
+      <w:pPr>
+        <w:rPr>
+          <w:lang w:val="en-US"/>
+        </w:rPr>
+      </w:pPr>
+      <w:r>
+        <w:rPr>
+          <w:rFonts w:hint="eastAsia"/>
+          <w:lang w:val="en-US"/>
+        </w:rPr>
+        <w:t xml:space="preserve">Q1 </w:t>
+      </w:r>
+      <w:r>
+        <w:rPr>
+          <w:lang w:val="en-US"/>
+        </w:rPr>
+        <w:t xml:space="preserve">BrokerConfig.java </w:t>
+      </w:r>
+      <w:r>
+        <w:rPr>
+          <w:rFonts w:hint="eastAsia"/>
+          <w:lang w:val="en-US"/>
+        </w:rPr>
+        <w:t>中增加了哪几个</w:t>
+      </w:r>
+      <w:r>
+        <w:rPr>
+          <w:rFonts w:hint="eastAsia"/>
+          <w:lang w:val="en-US"/>
+        </w:rPr>
+        <w:t>field declaration</w:t>
+      </w:r>
+      <w:r>
+        <w:rPr>
+          <w:rFonts w:hint="eastAsia"/>
+          <w:lang w:val="en-US"/>
+        </w:rPr>
+        <w:t>？</w:t>
+      </w:r>
+    </w:p>
+    <w:p>
+      <w:pPr>
+        <w:rPr>
+          <w:lang w:val="en-US"/>
+        </w:rPr>
+      </w:pPr>
+      <w:r>
+        <w:rPr>
+          <w:rFonts w:hint="eastAsia"/>
+          <w:lang w:val="en-US"/>
+        </w:rPr>
+        <w:t>Q</w:t>
+      </w:r>
+      <w:r>
+        <w:rPr>
+          <w:lang w:val="en-US"/>
+        </w:rPr>
+        <w:t xml:space="preserve">2 </w:t>
+      </w:r>
+      <w:r>
+        <w:rPr>
+          <w:rFonts w:hint="eastAsia"/>
+          <w:lang w:val="en-US"/>
+        </w:rPr>
+        <w:t>field declaration</w:t>
+      </w:r>
+      <w:r>
+        <w:rPr>
+          <w:rFonts w:hint="eastAsia"/>
+          <w:lang w:val="en-US"/>
+        </w:rPr>
+        <w:t>被哪些</w:t>
+      </w:r>
+      <w:r>
+        <w:rPr>
+          <w:rFonts w:hint="eastAsia"/>
+          <w:lang w:val="en-US"/>
+        </w:rPr>
+        <w:t>Method/</w:t>
+      </w:r>
+      <w:r>
+        <w:rPr>
+          <w:lang w:val="en-US"/>
+        </w:rPr>
+        <w:t>Expression</w:t>
+      </w:r>
+      <w:r>
+        <w:rPr>
+          <w:rFonts w:hint="eastAsia"/>
+          <w:lang w:val="en-US"/>
+        </w:rPr>
+        <w:t>所调用到</w:t>
+      </w:r>
+      <w:r>
+        <w:rPr>
+          <w:rFonts w:hint="eastAsia"/>
+          <w:lang w:val="en-US"/>
+        </w:rPr>
+        <w:t>？</w:t>
+      </w:r>
+    </w:p>
+    <w:p>
+      <w:pPr>
+        <w:rPr>
+          <w:lang w:val="en-US"/>
+        </w:rPr>
+      </w:pPr>
+      <w:r>
+        <w:rPr>
+          <w:lang w:val="en-US"/>
+        </w:rPr>
+        <w:t>Q</w:t>
+      </w:r>
+      <w:r>
+        <w:rPr>
+          <w:rFonts w:hint="eastAsia"/>
+          <w:lang w:val="en-US"/>
+        </w:rPr>
+        <w:t xml:space="preserve">3 </w:t>
+      </w:r>
+      <w:r>
+        <w:rPr>
+          <w:rFonts w:hint="eastAsia"/>
+          <w:lang w:val="en-US"/>
+        </w:rPr>
+        <w:t>是否存在跨文件的调用，是哪个文件？</w:t>
+      </w:r>
+    </w:p>
+    <w:p>
+      <w:pPr>
+        <w:rPr>
+          <w:lang w:val="en-US"/>
+        </w:rPr>
+      </w:pPr>
+    </w:p>
+    <w:p>
+      <w:pPr>
+        <w:rPr>
+          <w:lang w:val="en-US"/>
+        </w:rPr>
+      </w:pPr>
+    </w:p>
+    <w:p>
+      <w:pPr>
+        <w:rPr>
+          <w:b/>
+          <w:bCs/>
+          <w:lang w:val="en-US"/>
+        </w:rPr>
+      </w:pPr>
+      <w:r>
+        <w:rPr>
+          <w:b/>
+          <w:bCs/>
           <w:lang w:val="en-US"/>
         </w:rPr>
         <w:t>Task 2</w:t>
@@ -111,15 +208,82 @@
           <w:lang w:val="en-US"/>
         </w:rPr>
       </w:pPr>
-    </w:p>
-    <w:p>
-      <w:pPr>
-        <w:rPr>
-          <w:lang w:val="en-US"/>
-        </w:rPr>
-      </w:pPr>
-      <w:r>
-        <w:rPr>
+      <w:r>
+        <w:rPr>
+          <w:rFonts w:hint="eastAsia"/>
+          <w:lang w:val="en-US"/>
+        </w:rPr>
+        <w:t>-----------------------------------------</w:t>
+      </w:r>
+    </w:p>
+    <w:p>
+      <w:pPr>
+        <w:rPr>
+          <w:lang w:val="en-US"/>
+        </w:rPr>
+      </w:pPr>
+      <w:r>
+        <w:rPr>
+          <w:rFonts w:hint="eastAsia"/>
+          <w:lang w:val="en-US"/>
+        </w:rPr>
+        <w:t>除了增加了</w:t>
+      </w:r>
+      <w:r>
+        <w:rPr>
+          <w:rFonts w:hint="eastAsia"/>
+          <w:lang w:val="en-US"/>
+        </w:rPr>
+        <w:t>If</w:t>
+      </w:r>
+      <w:r>
+        <w:rPr>
+          <w:rFonts w:hint="eastAsia"/>
+          <w:lang w:val="en-US"/>
+        </w:rPr>
+        <w:t>语句并且发生了</w:t>
+      </w:r>
+      <w:r>
+        <w:rPr>
+          <w:rFonts w:hint="eastAsia"/>
+          <w:lang w:val="en-US"/>
+        </w:rPr>
+        <w:t>Expression</w:t>
+      </w:r>
+      <w:r>
+        <w:rPr>
+          <w:rFonts w:hint="eastAsia"/>
+          <w:lang w:val="en-US"/>
+        </w:rPr>
+        <w:t>的移动外，是否还存在其他修改？</w:t>
+      </w:r>
+    </w:p>
+    <w:p>
+      <w:pPr>
+        <w:rPr>
+          <w:lang w:val="en-US"/>
+        </w:rPr>
+      </w:pPr>
+    </w:p>
+    <w:p>
+      <w:pPr>
+        <w:rPr>
+          <w:lang w:val="en-US"/>
+        </w:rPr>
+      </w:pPr>
+    </w:p>
+    <w:p>
+      <w:pPr>
+        <w:rPr>
+          <w:b/>
+          <w:bCs/>
+          <w:lang w:val="en-US"/>
+        </w:rPr>
+      </w:pPr>
+      <w:r>
+        <w:rPr>
+          <w:b/>
+          <w:bCs/>
           <w:lang w:val="en-US"/>
         </w:rPr>
         <w:t>Task 3</w:t>
@@ -131,15 +295,182 @@
           <w:lang w:val="en-US"/>
         </w:rPr>
       </w:pPr>
-    </w:p>
-    <w:p>
-      <w:pPr>
-        <w:rPr>
-          <w:lang w:val="en-US"/>
-        </w:rPr>
-      </w:pPr>
-      <w:r>
-        <w:rPr>
+      <w:r>
+        <w:rPr>
+          <w:rFonts w:hint="eastAsia"/>
+          <w:lang w:val="en-US"/>
+        </w:rPr>
+        <w:t>-----------------------------------------</w:t>
+      </w:r>
+    </w:p>
+    <w:p>
+      <w:pPr>
+        <w:rPr>
+          <w:lang w:val="en-US"/>
+        </w:rPr>
+      </w:pPr>
+      <w:r>
+        <w:rPr>
+          <w:rFonts w:hint="eastAsia"/>
+          <w:lang w:val="en-US"/>
+        </w:rPr>
+        <w:t>Broker</w:t>
+      </w:r>
+      <w:r>
+        <w:rPr>
+          <w:lang w:val="en-US"/>
+        </w:rPr>
+        <w:t>Config</w:t>
+      </w:r>
+      <w:r>
+        <w:rPr>
+          <w:rFonts w:hint="eastAsia"/>
+          <w:lang w:val="en-US"/>
+        </w:rPr>
+        <w:t>文件中新增了哪两个</w:t>
+      </w:r>
+      <w:r>
+        <w:rPr>
+          <w:rFonts w:hint="eastAsia"/>
+          <w:lang w:val="en-US"/>
+        </w:rPr>
+        <w:t>Field</w:t>
+      </w:r>
+      <w:r>
+        <w:rPr>
+          <w:rFonts w:hint="eastAsia"/>
+          <w:lang w:val="en-US"/>
+        </w:rPr>
+        <w:t>字段</w:t>
+      </w:r>
+      <w:r>
+        <w:rPr>
+          <w:rFonts w:hint="eastAsia"/>
+          <w:lang w:val="en-US"/>
+        </w:rPr>
+        <w:t>？</w:t>
+      </w:r>
+      <w:r>
+        <w:rPr>
+          <w:rFonts w:hint="eastAsia"/>
+          <w:lang w:val="en-US"/>
+        </w:rPr>
+        <w:t>增加了</w:t>
+      </w:r>
+      <w:r>
+        <w:rPr>
+          <w:lang w:val="en-US"/>
+        </w:rPr>
+        <w:t>____</w:t>
+      </w:r>
+      <w:r>
+        <w:rPr>
+          <w:rFonts w:hint="eastAsia"/>
+          <w:lang w:val="en-US"/>
+        </w:rPr>
+        <w:t>方法，</w:t>
+      </w:r>
+      <w:r>
+        <w:rPr>
+          <w:rFonts w:hint="eastAsia"/>
+          <w:lang w:val="en-US"/>
+        </w:rPr>
+        <w:t>BrokerFailure</w:t>
+      </w:r>
+      <w:r>
+        <w:rPr>
+          <w:rFonts w:hint="eastAsia"/>
+          <w:lang w:val="en-US"/>
+        </w:rPr>
+        <w:t>中的调用语句</w:t>
+      </w:r>
+      <w:r>
+        <w:rPr>
+          <w:lang w:val="en-US"/>
+        </w:rPr>
+        <w:t>______</w:t>
+      </w:r>
+      <w:r>
+        <w:rPr>
+          <w:rFonts w:hint="eastAsia"/>
+          <w:lang w:val="en-US"/>
+        </w:rPr>
+        <w:t>？</w:t>
+      </w:r>
+    </w:p>
+    <w:p>
+      <w:pPr>
+        <w:rPr>
+          <w:lang w:val="en-US"/>
+        </w:rPr>
+      </w:pPr>
+    </w:p>
+    <w:p>
+      <w:pPr>
+        <w:rPr>
+          <w:lang w:val="en-US"/>
+        </w:rPr>
+      </w:pPr>
+      <w:r>
+        <w:rPr>
+          <w:rFonts w:hint="eastAsia"/>
+          <w:lang w:val="en-US"/>
+        </w:rPr>
+        <w:t>新增了</w:t>
+      </w:r>
+      <w:r>
+        <w:rPr>
+          <w:lang w:val="en-US"/>
+        </w:rPr>
+        <w:t>cleanExpiredRequestInQueue</w:t>
+      </w:r>
+      <w:r>
+        <w:rPr>
+          <w:rFonts w:hint="eastAsia"/>
+          <w:lang w:val="en-US"/>
+        </w:rPr>
+        <w:t>方法，调用该方法的语句是</w:t>
+      </w:r>
+      <w:r>
+        <w:rPr>
+          <w:lang w:val="en-US"/>
+        </w:rPr>
+        <w:t>________</w:t>
+      </w:r>
+      <w:r>
+        <w:rPr>
+          <w:rFonts w:hint="eastAsia"/>
+          <w:lang w:val="en-US"/>
+        </w:rPr>
+        <w:t>？</w:t>
+      </w:r>
+    </w:p>
+    <w:p>
+      <w:pPr>
+        <w:rPr>
+          <w:lang w:val="en-US"/>
+        </w:rPr>
+      </w:pPr>
+    </w:p>
+    <w:p>
+      <w:pPr>
+        <w:rPr>
+          <w:lang w:val="en-US"/>
+        </w:rPr>
+      </w:pPr>
+    </w:p>
+    <w:p>
+      <w:pPr>
+        <w:rPr>
+          <w:b/>
+          <w:bCs/>
+          <w:lang w:val="en-US"/>
+        </w:rPr>
+      </w:pPr>
+      <w:r>
+        <w:rPr>
+          <w:b/>
+          <w:bCs/>
           <w:lang w:val="en-US"/>
         </w:rPr>
         <w:t>Task 4</w:t>
@@ -151,15 +482,174 @@
           <w:lang w:val="en-US"/>
         </w:rPr>
       </w:pPr>
-    </w:p>
-    <w:p>
-      <w:pPr>
-        <w:rPr>
-          <w:lang w:val="en-US"/>
-        </w:rPr>
-      </w:pPr>
-      <w:r>
-        <w:rPr>
+      <w:r>
+        <w:rPr>
+          <w:rFonts w:hint="eastAsia"/>
+          <w:lang w:val="en-US"/>
+        </w:rPr>
+        <w:t>-----------------------------------------</w:t>
+      </w:r>
+    </w:p>
+    <w:p>
+      <w:pPr>
+        <w:rPr>
+          <w:lang w:val="en-US"/>
+        </w:rPr>
+      </w:pPr>
+      <w:r>
+        <w:rPr>
+          <w:rFonts w:hint="eastAsia"/>
+          <w:b/>
+          <w:bCs/>
+          <w:u w:val="single"/>
+          <w:lang w:val="en-US"/>
+        </w:rPr>
+        <w:t>增加</w:t>
+      </w:r>
+      <w:r>
+        <w:rPr>
+          <w:rFonts w:hint="eastAsia"/>
+          <w:lang w:val="en-US"/>
+        </w:rPr>
+        <w:t>了哪几个</w:t>
+      </w:r>
+      <w:r>
+        <w:rPr>
+          <w:rFonts w:hint="eastAsia"/>
+          <w:lang w:val="en-US"/>
+        </w:rPr>
+        <w:t>Class</w:t>
+      </w:r>
+      <w:r>
+        <w:rPr>
+          <w:rFonts w:hint="eastAsia"/>
+          <w:lang w:val="en-US"/>
+        </w:rPr>
+        <w:t>/Interface</w:t>
+      </w:r>
+      <w:r>
+        <w:rPr>
+          <w:rFonts w:hint="eastAsia"/>
+          <w:lang w:val="en-US"/>
+        </w:rPr>
+        <w:t>，</w:t>
+      </w:r>
+      <w:r>
+        <w:rPr>
+          <w:rFonts w:hint="eastAsia"/>
+          <w:lang w:val="en-US"/>
+        </w:rPr>
+        <w:t>Class/Interface</w:t>
+      </w:r>
+      <w:r>
+        <w:rPr>
+          <w:rFonts w:hint="eastAsia"/>
+          <w:lang w:val="en-US"/>
+        </w:rPr>
+        <w:t>之间是什么关系？</w:t>
+      </w:r>
+    </w:p>
+    <w:p>
+      <w:pPr>
+        <w:rPr>
+          <w:lang w:val="en-US"/>
+        </w:rPr>
+      </w:pPr>
+      <w:r>
+        <w:rPr>
+          <w:rFonts w:hint="eastAsia"/>
+          <w:lang w:val="en-US"/>
+        </w:rPr>
+        <w:t>CommitLog</w:t>
+      </w:r>
+      <w:r>
+        <w:rPr>
+          <w:rFonts w:hint="eastAsia"/>
+          <w:lang w:val="en-US"/>
+        </w:rPr>
+        <w:t>类中新加了</w:t>
+      </w:r>
+      <w:r>
+        <w:rPr>
+          <w:rFonts w:hint="eastAsia"/>
+          <w:lang w:val="en-US"/>
+        </w:rPr>
+        <w:t>putMessageLock</w:t>
+      </w:r>
+      <w:r>
+        <w:rPr>
+          <w:rFonts w:hint="eastAsia"/>
+          <w:lang w:val="en-US"/>
+        </w:rPr>
+        <w:t>的字段，他的类型是什么？该字段在</w:t>
+      </w:r>
+      <w:r>
+        <w:rPr>
+          <w:rFonts w:hint="eastAsia"/>
+          <w:lang w:val="en-US"/>
+        </w:rPr>
+        <w:t>CommitLog</w:t>
+      </w:r>
+      <w:r>
+        <w:rPr>
+          <w:rFonts w:hint="eastAsia"/>
+          <w:lang w:val="en-US"/>
+        </w:rPr>
+        <w:t>中频繁调用了</w:t>
+      </w:r>
+      <w:r>
+        <w:rPr>
+          <w:lang w:val="en-US"/>
+        </w:rPr>
+        <w:t>____</w:t>
+      </w:r>
+      <w:r>
+        <w:rPr>
+          <w:rFonts w:hint="eastAsia"/>
+          <w:lang w:val="en-US"/>
+        </w:rPr>
+        <w:t>和</w:t>
+      </w:r>
+      <w:r>
+        <w:rPr>
+          <w:lang w:val="en-US"/>
+        </w:rPr>
+        <w:t>____</w:t>
+      </w:r>
+      <w:r>
+        <w:rPr>
+          <w:rFonts w:hint="eastAsia"/>
+          <w:lang w:val="en-US"/>
+        </w:rPr>
+        <w:t>方法</w:t>
+      </w:r>
+      <w:r>
+        <w:rPr>
+          <w:rFonts w:hint="eastAsia"/>
+          <w:lang w:val="en-US"/>
+        </w:rPr>
+        <w:t>。</w:t>
+      </w:r>
+    </w:p>
+    <w:p>
+      <w:pPr>
+        <w:rPr>
+          <w:lang w:val="en-US"/>
+        </w:rPr>
+      </w:pPr>
+    </w:p>
+    <w:p>
+      <w:pPr>
+        <w:rPr>
+          <w:b/>
+          <w:bCs/>
+          <w:lang w:val="en-US"/>
+        </w:rPr>
+      </w:pPr>
+      <w:r>
+        <w:rPr>
+          <w:b/>
+          <w:bCs/>
           <w:lang w:val="en-US"/>
         </w:rPr>
         <w:t>Task 5</w:t>
@@ -171,15 +661,116 @@
           <w:lang w:val="en-US"/>
         </w:rPr>
       </w:pPr>
-    </w:p>
-    <w:p>
-      <w:pPr>
-        <w:rPr>
-          <w:lang w:val="en-US"/>
-        </w:rPr>
-      </w:pPr>
-      <w:r>
-        <w:rPr>
+      <w:r>
+        <w:rPr>
+          <w:rFonts w:hint="eastAsia"/>
+          <w:lang w:val="en-US"/>
+        </w:rPr>
+        <w:t>-----------------------------------------</w:t>
+      </w:r>
+    </w:p>
+    <w:p>
+      <w:pPr>
+        <w:rPr>
+          <w:lang w:val="en-US"/>
+        </w:rPr>
+      </w:pPr>
+      <w:r>
+        <w:rPr>
+          <w:rFonts w:hint="eastAsia"/>
+          <w:lang w:val="en-US"/>
+        </w:rPr>
+        <w:t>修改的四个文件之间是否存在调用关系，如果有，请列出：</w:t>
+      </w:r>
+    </w:p>
+    <w:p>
+      <w:pPr>
+        <w:rPr>
+          <w:lang w:val="en-US"/>
+        </w:rPr>
+      </w:pPr>
+      <w:r>
+        <w:rPr>
+          <w:lang w:val="en-US"/>
+        </w:rPr>
+        <w:t>_______</w:t>
+      </w:r>
+    </w:p>
+    <w:p>
+      <w:pPr>
+        <w:rPr>
+          <w:lang w:val="en-US"/>
+        </w:rPr>
+      </w:pPr>
+    </w:p>
+    <w:p>
+      <w:pPr>
+        <w:rPr>
+          <w:lang w:val="en-US"/>
+        </w:rPr>
+      </w:pPr>
+      <w:r>
+        <w:rPr>
+          <w:rFonts w:hint="eastAsia"/>
+          <w:lang w:val="en-US"/>
+        </w:rPr>
+        <w:t>该</w:t>
+      </w:r>
+      <w:r>
+        <w:rPr>
+          <w:rFonts w:hint="eastAsia"/>
+          <w:lang w:val="en-US"/>
+        </w:rPr>
+        <w:t>Commit</w:t>
+      </w:r>
+      <w:r>
+        <w:rPr>
+          <w:rFonts w:hint="eastAsia"/>
+          <w:lang w:val="en-US"/>
+        </w:rPr>
+        <w:t>存在几处</w:t>
+      </w:r>
+      <w:r>
+        <w:rPr>
+          <w:rFonts w:hint="eastAsia"/>
+          <w:lang w:val="en-US"/>
+        </w:rPr>
+        <w:t>Try</w:t>
+      </w:r>
+      <w:r>
+        <w:rPr>
+          <w:rFonts w:hint="eastAsia"/>
+          <w:lang w:val="en-US"/>
+        </w:rPr>
+        <w:t>语句的添加？</w:t>
+      </w:r>
+    </w:p>
+    <w:p>
+      <w:pPr>
+        <w:rPr>
+          <w:lang w:val="en-US"/>
+        </w:rPr>
+      </w:pPr>
+    </w:p>
+    <w:p>
+      <w:pPr>
+        <w:rPr>
+          <w:lang w:val="en-US"/>
+        </w:rPr>
+      </w:pPr>
+    </w:p>
+    <w:p>
+      <w:pPr>
+        <w:rPr>
+          <w:b/>
+          <w:bCs/>
+          <w:lang w:val="en-US"/>
+        </w:rPr>
+      </w:pPr>
+      <w:r>
+        <w:rPr>
+          <w:b/>
+          <w:bCs/>
           <w:lang w:val="en-US"/>
         </w:rPr>
         <w:t>Task 6</w:t>
@@ -191,22 +782,96 @@
           <w:lang w:val="en-US"/>
         </w:rPr>
       </w:pPr>
-    </w:p>
-    <w:p>
-      <w:pPr>
-        <w:rPr>
-          <w:lang w:val="en-US"/>
-        </w:rPr>
-      </w:pPr>
-    </w:p>
-    <w:p>
-      <w:pPr>
-        <w:rPr>
-          <w:lang w:val="en-US"/>
-        </w:rPr>
-      </w:pPr>
-      <w:r>
-        <w:rPr>
+      <w:r>
+        <w:rPr>
+          <w:rFonts w:hint="eastAsia"/>
+          <w:lang w:val="en-US"/>
+        </w:rPr>
+        <w:t>-----------------------------------------</w:t>
+      </w:r>
+    </w:p>
+    <w:p>
+      <w:pPr>
+        <w:rPr>
+          <w:lang w:val="en-US"/>
+        </w:rPr>
+      </w:pPr>
+      <w:r>
+        <w:rPr>
+          <w:rFonts w:hint="eastAsia"/>
+          <w:lang w:val="en-US"/>
+        </w:rPr>
+        <w:t>Field</w:t>
+      </w:r>
+      <w:r>
+        <w:rPr>
+          <w:rFonts w:hint="eastAsia"/>
+          <w:lang w:val="en-US"/>
+        </w:rPr>
+        <w:t>字段类型</w:t>
+      </w:r>
+      <w:r>
+        <w:rPr>
+          <w:rFonts w:hint="eastAsia"/>
+          <w:lang w:val="en-US"/>
+        </w:rPr>
+        <w:t>ReadWriteLock</w:t>
+      </w:r>
+      <w:r>
+        <w:rPr>
+          <w:rFonts w:hint="eastAsia"/>
+          <w:lang w:val="en-US"/>
+        </w:rPr>
+        <w:t>，名称</w:t>
+      </w:r>
+      <w:r>
+        <w:rPr>
+          <w:rFonts w:hint="eastAsia"/>
+          <w:lang w:val="en-US"/>
+        </w:rPr>
+        <w:t xml:space="preserve"> lock</w:t>
+      </w:r>
+      <w:r>
+        <w:rPr>
+          <w:rFonts w:hint="eastAsia"/>
+          <w:lang w:val="en-US"/>
+        </w:rPr>
+        <w:t>，调用的语句是哪句，调用了</w:t>
+      </w:r>
+      <w:r>
+        <w:rPr>
+          <w:rFonts w:hint="eastAsia"/>
+          <w:lang w:val="en-US"/>
+        </w:rPr>
+        <w:t>lock</w:t>
+      </w:r>
+      <w:r>
+        <w:rPr>
+          <w:rFonts w:hint="eastAsia"/>
+          <w:lang w:val="en-US"/>
+        </w:rPr>
+        <w:t>的哪个方法</w:t>
+      </w:r>
+    </w:p>
+    <w:p>
+      <w:pPr>
+        <w:rPr>
+          <w:lang w:val="en-US"/>
+        </w:rPr>
+      </w:pPr>
+    </w:p>
+    <w:p>
+      <w:pPr>
+        <w:rPr>
+          <w:b/>
+          <w:bCs/>
+          <w:lang w:val="en-US"/>
+        </w:rPr>
+      </w:pPr>
+      <w:r>
+        <w:rPr>
+          <w:b/>
+          <w:bCs/>
           <w:lang w:val="en-US"/>
         </w:rPr>
         <w:t>Task 7</w:t>
@@ -218,15 +883,190 @@
           <w:lang w:val="en-US"/>
         </w:rPr>
       </w:pPr>
-    </w:p>
-    <w:p>
-      <w:pPr>
-        <w:rPr>
-          <w:lang w:val="en-US"/>
-        </w:rPr>
-      </w:pPr>
-      <w:r>
-        <w:rPr>
+      <w:r>
+        <w:rPr>
+          <w:rFonts w:hint="eastAsia"/>
+          <w:lang w:val="en-US"/>
+        </w:rPr>
+        <w:t>-----------------------------------------</w:t>
+      </w:r>
+    </w:p>
+    <w:p>
+      <w:pPr>
+        <w:rPr>
+          <w:lang w:val="en-US"/>
+        </w:rPr>
+      </w:pPr>
+      <w:r>
+        <w:rPr>
+          <w:rFonts w:hint="eastAsia"/>
+          <w:lang w:val="en-US"/>
+        </w:rPr>
+        <w:t>Broker</w:t>
+      </w:r>
+      <w:r>
+        <w:rPr>
+          <w:lang w:val="en-US"/>
+        </w:rPr>
+        <w:t>Controller</w:t>
+      </w:r>
+      <w:r>
+        <w:rPr>
+          <w:rFonts w:hint="eastAsia"/>
+          <w:lang w:val="en-US"/>
+        </w:rPr>
+        <w:t>添加了两个字段，分别为</w:t>
+      </w:r>
+      <w:r>
+        <w:rPr>
+          <w:lang w:val="en-US"/>
+        </w:rPr>
+        <w:t>__</w:t>
+      </w:r>
+      <w:r>
+        <w:rPr>
+          <w:rFonts w:hint="eastAsia"/>
+          <w:lang w:val="en-US"/>
+        </w:rPr>
+        <w:t>和</w:t>
+      </w:r>
+      <w:r>
+        <w:rPr>
+          <w:lang w:val="en-US"/>
+        </w:rPr>
+        <w:t>___</w:t>
+      </w:r>
+      <w:r>
+        <w:rPr>
+          <w:rFonts w:hint="eastAsia"/>
+          <w:lang w:val="en-US"/>
+        </w:rPr>
+        <w:t>，他们分别被</w:t>
+      </w:r>
+      <w:r>
+        <w:rPr>
+          <w:lang w:val="en-US"/>
+        </w:rPr>
+        <w:t>__</w:t>
+      </w:r>
+      <w:r>
+        <w:rPr>
+          <w:rFonts w:hint="eastAsia"/>
+          <w:lang w:val="en-US"/>
+        </w:rPr>
+        <w:t>、</w:t>
+      </w:r>
+      <w:r>
+        <w:rPr>
+          <w:lang w:val="en-US"/>
+        </w:rPr>
+        <w:t>_____</w:t>
+      </w:r>
+      <w:r>
+        <w:rPr>
+          <w:rFonts w:hint="eastAsia"/>
+          <w:lang w:val="en-US"/>
+        </w:rPr>
+        <w:t>和</w:t>
+      </w:r>
+      <w:r>
+        <w:rPr>
+          <w:lang w:val="en-US"/>
+        </w:rPr>
+        <w:t>____</w:t>
+      </w:r>
+      <w:r>
+        <w:rPr>
+          <w:rFonts w:hint="eastAsia"/>
+          <w:lang w:val="en-US"/>
+        </w:rPr>
+        <w:t>语句中使用。其中</w:t>
+      </w:r>
+      <w:r>
+        <w:rPr>
+          <w:lang w:val="en-US"/>
+        </w:rPr>
+        <w:t>____</w:t>
+      </w:r>
+      <w:r>
+        <w:rPr>
+          <w:rFonts w:hint="eastAsia"/>
+          <w:lang w:val="en-US"/>
+        </w:rPr>
+        <w:t>和</w:t>
+      </w:r>
+      <w:r>
+        <w:rPr>
+          <w:lang w:val="en-US"/>
+        </w:rPr>
+        <w:t>__</w:t>
+      </w:r>
+      <w:r>
+        <w:rPr>
+          <w:rFonts w:hint="eastAsia"/>
+          <w:lang w:val="en-US"/>
+        </w:rPr>
+        <w:t>语句中调用了</w:t>
+      </w:r>
+      <w:r>
+        <w:rPr>
+          <w:rFonts w:hint="eastAsia"/>
+          <w:lang w:val="en-US"/>
+        </w:rPr>
+        <w:t>Broker</w:t>
+      </w:r>
+      <w:r>
+        <w:rPr>
+          <w:lang w:val="en-US"/>
+        </w:rPr>
+        <w:t>Config</w:t>
+      </w:r>
+      <w:r>
+        <w:rPr>
+          <w:rFonts w:hint="eastAsia"/>
+          <w:lang w:val="en-US"/>
+        </w:rPr>
+        <w:t>的方法，方法名为</w:t>
+      </w:r>
+      <w:r>
+        <w:rPr>
+          <w:lang w:val="en-US"/>
+        </w:rPr>
+        <w:t>____</w:t>
+      </w:r>
+      <w:r>
+        <w:rPr>
+          <w:rFonts w:hint="eastAsia"/>
+          <w:lang w:val="en-US"/>
+        </w:rPr>
+        <w:t>和</w:t>
+      </w:r>
+      <w:r>
+        <w:rPr>
+          <w:lang w:val="en-US"/>
+        </w:rPr>
+        <w:t>_____</w:t>
+      </w:r>
+    </w:p>
+    <w:p>
+      <w:pPr>
+        <w:rPr>
+          <w:lang w:val="en-US"/>
+        </w:rPr>
+      </w:pPr>
+    </w:p>
+    <w:p>
+      <w:pPr>
+        <w:rPr>
+          <w:b/>
+          <w:bCs/>
+          <w:lang w:val="en-US"/>
+        </w:rPr>
+      </w:pPr>
+      <w:r>
+        <w:rPr>
+          <w:b/>
+          <w:bCs/>
           <w:lang w:val="en-US"/>
         </w:rPr>
         <w:t>Task 8</w:t>
@@ -238,15 +1078,170 @@
           <w:lang w:val="en-US"/>
         </w:rPr>
       </w:pPr>
-    </w:p>
-    <w:p>
-      <w:pPr>
-        <w:rPr>
-          <w:lang w:val="en-US"/>
-        </w:rPr>
-      </w:pPr>
-      <w:r>
-        <w:rPr>
+      <w:r>
+        <w:rPr>
+          <w:rFonts w:hint="eastAsia"/>
+          <w:lang w:val="en-US"/>
+        </w:rPr>
+        <w:t>-----------------------------------------</w:t>
+      </w:r>
+    </w:p>
+    <w:p>
+      <w:pPr>
+        <w:rPr>
+          <w:lang w:val="en-US"/>
+        </w:rPr>
+      </w:pPr>
+      <w:r>
+        <w:rPr>
+          <w:rFonts w:hint="eastAsia"/>
+          <w:lang w:val="en-US"/>
+        </w:rPr>
+        <w:t>相似的代码修改有几组，列出每个组的修改内容：</w:t>
+      </w:r>
+    </w:p>
+    <w:p>
+      <w:pPr>
+        <w:rPr>
+          <w:lang w:val="en-US"/>
+        </w:rPr>
+      </w:pPr>
+      <w:r>
+        <w:rPr>
+          <w:rFonts w:hint="eastAsia"/>
+          <w:lang w:val="en-US"/>
+        </w:rPr>
+        <w:t>例：组</w:t>
+      </w:r>
+      <w:r>
+        <w:rPr>
+          <w:rFonts w:hint="eastAsia"/>
+          <w:lang w:val="en-US"/>
+        </w:rPr>
+        <w:t>1</w:t>
+      </w:r>
+      <w:r>
+        <w:rPr>
+          <w:rFonts w:hint="eastAsia"/>
+          <w:lang w:val="en-US"/>
+        </w:rPr>
+        <w:t>：</w:t>
+      </w:r>
+    </w:p>
+    <w:p>
+      <w:pPr>
+        <w:pStyle w:val="ListParagraph"/>
+        <w:numPr>
+          <w:ilvl w:val="0"/>
+          <w:numId w:val="1"/>
+        </w:numPr>
+        <w:rPr>
+          <w:lang w:val="en-US"/>
+        </w:rPr>
+      </w:pPr>
+      <w:r>
+        <w:rPr>
+          <w:rFonts w:hint="eastAsia"/>
+          <w:lang w:val="en-US"/>
+        </w:rPr>
+        <w:t>文件名</w:t>
+      </w:r>
+      <w:r>
+        <w:rPr>
+          <w:lang w:val="en-US"/>
+        </w:rPr>
+        <w:t>______,</w:t>
+      </w:r>
+      <w:r>
+        <w:rPr>
+          <w:rFonts w:hint="eastAsia"/>
+          <w:lang w:val="en-US"/>
+        </w:rPr>
+        <w:t>修改内容</w:t>
+      </w:r>
+      <w:r>
+        <w:rPr>
+          <w:lang w:val="en-US"/>
+        </w:rPr>
+        <w:t>______</w:t>
+      </w:r>
+    </w:p>
+    <w:p>
+      <w:pPr>
+        <w:pStyle w:val="ListParagraph"/>
+        <w:numPr>
+          <w:ilvl w:val="0"/>
+          <w:numId w:val="1"/>
+        </w:numPr>
+        <w:rPr>
+          <w:lang w:val="en-US"/>
+        </w:rPr>
+      </w:pPr>
+      <w:r>
+        <w:rPr>
+          <w:rFonts w:hint="eastAsia"/>
+          <w:lang w:val="en-US"/>
+        </w:rPr>
+        <w:t>文件名</w:t>
+      </w:r>
+      <w:r>
+        <w:rPr>
+          <w:lang w:val="en-US"/>
+        </w:rPr>
+        <w:t>______,</w:t>
+      </w:r>
+      <w:r>
+        <w:rPr>
+          <w:rFonts w:hint="eastAsia"/>
+          <w:lang w:val="en-US"/>
+        </w:rPr>
+        <w:t>修改内容</w:t>
+      </w:r>
+      <w:r>
+        <w:rPr>
+          <w:lang w:val="en-US"/>
+        </w:rPr>
+        <w:t>______</w:t>
+      </w:r>
+    </w:p>
+    <w:p>
+      <w:pPr>
+        <w:pStyle w:val="ListParagraph"/>
+        <w:numPr>
+          <w:ilvl w:val="0"/>
+          <w:numId w:val="1"/>
+        </w:numPr>
+        <w:rPr>
+          <w:rFonts w:hint="eastAsia"/>
+          <w:lang w:val="en-US"/>
+        </w:rPr>
+      </w:pPr>
+      <w:r>
+        <w:rPr>
+          <w:lang w:val="en-US"/>
+        </w:rPr>
+        <w:t>…</w:t>
+      </w:r>
+    </w:p>
+    <w:p>
+      <w:pPr>
+        <w:rPr>
+          <w:lang w:val="en-US"/>
+        </w:rPr>
+      </w:pPr>
+    </w:p>
+    <w:p>
+      <w:pPr>
+        <w:rPr>
+          <w:b/>
+          <w:bCs/>
+          <w:lang w:val="en-US"/>
+        </w:rPr>
+      </w:pPr>
+      <w:r>
+        <w:rPr>
+          <w:b/>
+          <w:bCs/>
           <w:lang w:val="en-US"/>
         </w:rPr>
         <w:t>Task 9</w:t>
@@ -258,15 +1253,169 @@
           <w:lang w:val="en-US"/>
         </w:rPr>
       </w:pPr>
-    </w:p>
-    <w:p>
-      <w:pPr>
-        <w:rPr>
-          <w:lang w:val="en-US"/>
-        </w:rPr>
-      </w:pPr>
-      <w:r>
-        <w:rPr>
+      <w:r>
+        <w:rPr>
+          <w:rFonts w:hint="eastAsia"/>
+          <w:lang w:val="en-US"/>
+        </w:rPr>
+        <w:t>-----------------------------------------</w:t>
+      </w:r>
+    </w:p>
+    <w:p>
+      <w:pPr>
+        <w:rPr>
+          <w:rFonts w:hint="eastAsia"/>
+          <w:lang w:val="en-US"/>
+        </w:rPr>
+      </w:pPr>
+      <w:r>
+        <w:rPr>
+          <w:rFonts w:hint="eastAsia"/>
+          <w:lang w:val="en-US"/>
+        </w:rPr>
+        <w:t>阐述</w:t>
+      </w:r>
+      <w:r>
+        <w:rPr>
+          <w:lang w:val="en-US"/>
+        </w:rPr>
+        <w:t>UrlResource</w:t>
+      </w:r>
+      <w:r>
+        <w:rPr>
+          <w:rFonts w:hint="eastAsia"/>
+          <w:lang w:val="en-US"/>
+        </w:rPr>
+        <w:t>中</w:t>
+      </w:r>
+      <w:r>
+        <w:rPr>
+          <w:lang w:val="en-US"/>
+        </w:rPr>
+        <w:t>retur</w:t>
+      </w:r>
+      <w:r>
+        <w:rPr>
+          <w:rFonts w:hint="eastAsia"/>
+          <w:lang w:val="en-US"/>
+        </w:rPr>
+        <w:t>n</w:t>
+      </w:r>
+      <w:r>
+        <w:rPr>
+          <w:rFonts w:hint="eastAsia"/>
+          <w:lang w:val="en-US"/>
+        </w:rPr>
+        <w:t>语句更新与增加</w:t>
+      </w:r>
+      <w:r>
+        <w:rPr>
+          <w:rFonts w:hint="eastAsia"/>
+          <w:lang w:val="en-US"/>
+        </w:rPr>
+        <w:t>create</w:t>
+      </w:r>
+      <w:r>
+        <w:rPr>
+          <w:lang w:val="en-US"/>
+        </w:rPr>
+        <w:t>RelativeURL</w:t>
+      </w:r>
+      <w:r>
+        <w:rPr>
+          <w:rFonts w:hint="eastAsia"/>
+          <w:lang w:val="en-US"/>
+        </w:rPr>
+        <w:t>的关系；阐述</w:t>
+      </w:r>
+      <w:r>
+        <w:rPr>
+          <w:rFonts w:hint="eastAsia"/>
+          <w:lang w:val="en-US"/>
+        </w:rPr>
+        <w:t>File</w:t>
+      </w:r>
+      <w:r>
+        <w:rPr>
+          <w:lang w:val="en-US"/>
+        </w:rPr>
+        <w:t>UrlResource</w:t>
+      </w:r>
+      <w:r>
+        <w:rPr>
+          <w:rFonts w:hint="eastAsia"/>
+          <w:lang w:val="en-US"/>
+        </w:rPr>
+        <w:t>中</w:t>
+      </w:r>
+      <w:r>
+        <w:rPr>
+          <w:rFonts w:hint="eastAsia"/>
+          <w:lang w:val="en-US"/>
+        </w:rPr>
+        <w:t>return</w:t>
+      </w:r>
+      <w:r>
+        <w:rPr>
+          <w:rFonts w:hint="eastAsia"/>
+          <w:lang w:val="en-US"/>
+        </w:rPr>
+        <w:t>语句更新与增加</w:t>
+      </w:r>
+      <w:r>
+        <w:rPr>
+          <w:rFonts w:hint="eastAsia"/>
+          <w:lang w:val="en-US"/>
+        </w:rPr>
+        <w:t>create</w:t>
+      </w:r>
+      <w:r>
+        <w:rPr>
+          <w:lang w:val="en-US"/>
+        </w:rPr>
+        <w:t>RelativeURL</w:t>
+      </w:r>
+      <w:r>
+        <w:rPr>
+          <w:rFonts w:hint="eastAsia"/>
+          <w:lang w:val="en-US"/>
+        </w:rPr>
+        <w:t>之间的关系。</w:t>
+      </w:r>
+    </w:p>
+    <w:p>
+      <w:pPr>
+        <w:rPr>
+          <w:lang w:val="en-US"/>
+        </w:rPr>
+      </w:pPr>
+    </w:p>
+    <w:p>
+      <w:pPr>
+        <w:rPr>
+          <w:lang w:val="en-US"/>
+        </w:rPr>
+      </w:pPr>
+    </w:p>
+    <w:p>
+      <w:pPr>
+        <w:rPr>
+          <w:lang w:val="en-US"/>
+        </w:rPr>
+      </w:pPr>
+    </w:p>
+    <w:p>
+      <w:pPr>
+        <w:rPr>
+          <w:b/>
+          <w:bCs/>
+          <w:lang w:val="en-US"/>
+        </w:rPr>
+      </w:pPr>
+      <w:r>
+        <w:rPr>
+          <w:b/>
+          <w:bCs/>
           <w:lang w:val="en-US"/>
         </w:rPr>
         <w:t>Task 10</w:t>
@@ -278,31 +1427,114 @@
           <w:lang w:val="en-US"/>
         </w:rPr>
       </w:pPr>
-    </w:p>
-    <w:p>
-      <w:pPr>
-        <w:rPr>
-          <w:lang w:val="en-US"/>
-        </w:rPr>
-      </w:pPr>
-    </w:p>
-    <w:p>
-      <w:pPr>
-        <w:rPr>
-          <w:lang w:val="en-US"/>
-        </w:rPr>
-      </w:pPr>
-    </w:p>
-    <w:p>
-      <w:pPr>
-        <w:rPr>
-          <w:lang w:val="en-US"/>
-        </w:rPr>
-      </w:pPr>
-    </w:p>
-    <w:p>
-      <w:pPr>
-        <w:rPr>
+      <w:r>
+        <w:rPr>
+          <w:rFonts w:hint="eastAsia"/>
+          <w:lang w:val="en-US"/>
+        </w:rPr>
+        <w:t>-----------------------------------------</w:t>
+      </w:r>
+    </w:p>
+    <w:p>
+      <w:pPr>
+        <w:rPr>
+          <w:rFonts w:hint="eastAsia"/>
+          <w:lang w:val="en-US"/>
+        </w:rPr>
+      </w:pPr>
+      <w:r>
+        <w:rPr>
+          <w:rFonts w:hint="eastAsia"/>
+          <w:lang w:val="en-US"/>
+        </w:rPr>
+        <w:t>Mock</w:t>
+      </w:r>
+      <w:r>
+        <w:rPr>
+          <w:lang w:val="en-US"/>
+        </w:rPr>
+        <w:t>HttpServletResponse</w:t>
+      </w:r>
+      <w:r>
+        <w:rPr>
+          <w:rFonts w:hint="eastAsia"/>
+          <w:lang w:val="en-US"/>
+        </w:rPr>
+        <w:t>与</w:t>
+      </w:r>
+      <w:r>
+        <w:rPr>
+          <w:lang w:val="en-US"/>
+        </w:rPr>
+        <w:t>SynchronossPartHttpMessageReader</w:t>
+      </w:r>
+      <w:r>
+        <w:rPr>
+          <w:rFonts w:hint="eastAsia"/>
+          <w:lang w:val="en-US"/>
+        </w:rPr>
+        <w:t>之间的修改是否存在调用关系？如果是请列出</w:t>
+      </w:r>
+    </w:p>
+    <w:p>
+      <w:pPr>
+        <w:rPr>
+          <w:lang w:val="en-US"/>
+        </w:rPr>
+      </w:pPr>
+    </w:p>
+    <w:p>
+      <w:pPr>
+        <w:rPr>
+          <w:rFonts w:hint="eastAsia"/>
+          <w:lang w:val="en-US"/>
+        </w:rPr>
+      </w:pPr>
+      <w:r>
+        <w:rPr>
+          <w:lang w:val="en-US"/>
+        </w:rPr>
+        <w:t>SynchronossPartHttpMessageReader</w:t>
+      </w:r>
+      <w:r>
+        <w:rPr>
+          <w:rFonts w:hint="eastAsia"/>
+          <w:lang w:val="en-US"/>
+        </w:rPr>
+        <w:t>中的字段</w:t>
+      </w:r>
+      <w:r>
+        <w:rPr>
+          <w:lang w:val="en-US"/>
+        </w:rPr>
+        <w:t>NioMultipartParser parser</w:t>
+      </w:r>
+      <w:r>
+        <w:rPr>
+          <w:rFonts w:hint="eastAsia"/>
+          <w:lang w:val="en-US"/>
+        </w:rPr>
+        <w:t>发生了修改，列出与该修改有关的语句对该字段的调用</w:t>
+      </w:r>
+      <w:r>
+        <w:rPr>
+          <w:rFonts w:hint="eastAsia"/>
+          <w:lang w:val="en-US"/>
+        </w:rPr>
+        <w:t>。</w:t>
+      </w:r>
+    </w:p>
+    <w:p>
+      <w:pPr>
+        <w:rPr>
+          <w:lang w:val="en-US"/>
+        </w:rPr>
+      </w:pPr>
+    </w:p>
+    <w:p>
+      <w:pPr>
+        <w:rPr>
+          <w:rFonts w:hint="eastAsia"/>
           <w:lang w:val="en-US"/>
         </w:rPr>
       </w:pPr>
@@ -317,8 +1549,105 @@
 </w:document>
 </file>
 
+<file path=word/numbering.xml><?xml version="1.0" encoding="utf-8"?>
+<w:numbering xmlns:wpc="http://schemas.microsoft.com/office/word/2010/wordprocessingCanvas" xmlns:cx="http://schemas.microsoft.com/office/drawing/2014/chartex" xmlns:cx1="http://schemas.microsoft.com/office/drawing/2015/9/8/chartex" xmlns:cx2="http://schemas.microsoft.com/office/drawing/2015/10/21/chartex" xmlns:cx3="http://schemas.microsoft.com/office/drawing/2016/5/9/chartex" xmlns:cx4="http://schemas.microsoft.com/office/drawing/2016/5/10/chartex" xmlns:cx5="http://schemas.microsoft.com/office/drawing/2016/5/11/chartex" xmlns:cx6="http://schemas.microsoft.com/office/drawing/2016/5/12/chartex" xmlns:cx7="http://schemas.microsoft.com/office/drawing/2016/5/13/chartex" xmlns:cx8="http://schemas.microsoft.com/office/drawing/2016/5/14/chartex" xmlns:mc="http://schemas.openxmlformats.org/markup-compatibility/2006" xmlns:aink="http://schemas.microsoft.com/office/drawing/2016/ink" xmlns:am3d="http://schemas.microsoft.com/office/drawing/2017/model3d" xmlns:o="urn:schemas-microsoft-com:office:office" xmlns:oel="http://schemas.microsoft.com/office/2019/extlst" xmlns:r="http://schemas.openxmlformats.org/officeDocument/2006/relationships" xmlns:m="http://schemas.openxmlformats.org/officeDocument/2006/math" xmlns:v="urn:schemas-microsoft-com:vml" xmlns:wp14="http://schemas.microsoft.com/office/word/2010/wordprocessingDrawing" xmlns:wp="http://schemas.openxmlformats.org/drawingml/2006/wordprocessingDrawing" xmlns:w10="urn:schemas-microsoft-com:office:word" xmlns:w="http://schemas.openxmlformats.org/wordprocessingml/2006/main" xmlns:w14="http://schemas.microsoft.com/office/word/2010/wordml" xmlns:w15="http://schemas.microsoft.com/office/word/2012/wordml" xmlns:w16cex="http://schemas.microsoft.com/office/word/2018/wordml/cex" xmlns:w16cid="http://schemas.microsoft.com/office/word/2016/wordml/cid" xmlns:w16="http://schemas.microsoft.com/office/word/2018/wordml" xmlns:w16du="http://schemas.microsoft.com/office/word/2023/wordml/word16du" xmlns:w16sdtdh="http://schemas.microsoft.com/office/word/2020/wordml/sdtdatahash" xmlns:w16se="http://schemas.microsoft.com/office/word/2015/wordml/symex" xmlns:wpg="http://schemas.microsoft.com/office/word/2010/wordprocessingGroup" xmlns:wpi="http://schemas.microsoft.com/office/word/2010/wordprocessingInk" xmlns:wne="http://schemas.microsoft.com/office/word/2006/wordml" xmlns:wps="http://schemas.microsoft.com/office/word/2010/wordprocessingShape" mc:Ignorable="w14 w15 w16se w16cid w16 w16cex w16sdtdh w16du wp14">
+  <w:abstractNum w:abstractNumId="0" w15:restartNumberingAfterBreak="0">
+    <w:nsid w:val="49BC7E22"/>
+    <w:multiLevelType w:val="hybridMultilevel"/>
+    <w:tmpl w:val="FC588342"/>
+    <w:lvl w:ilvl="0" w:tplc="0409000F">
+      <w:start w:val="1"/>
+      <w:numFmt w:val="decimal"/>
+      <w:lvlText w:val="%1."/>
+      <w:lvlJc w:val="left"/>
+      <w:pPr>
+        <w:ind w:left="720" w:hanging="360"/>
+      </w:pPr>
+      <w:rPr>
+        <w:rFonts w:hint="default"/>
+      </w:rPr>
+    </w:lvl>
+    <w:lvl w:ilvl="1" w:tplc="04090019" w:tentative="1">
+      <w:start w:val="1"/>
+      <w:numFmt w:val="lowerLetter"/>
+      <w:lvlText w:val="%2."/>
+      <w:lvlJc w:val="left"/>
+      <w:pPr>
+        <w:ind w:left="1440" w:hanging="360"/>
+      </w:pPr>
+    </w:lvl>
+    <w:lvl w:ilvl="2" w:tplc="0409001B" w:tentative="1">
+      <w:start w:val="1"/>
+      <w:numFmt w:val="lowerRoman"/>
+      <w:lvlText w:val="%3."/>
+      <w:lvlJc w:val="right"/>
+      <w:pPr>
+        <w:ind w:left="2160" w:hanging="180"/>
+      </w:pPr>
+    </w:lvl>
+    <w:lvl w:ilvl="3" w:tplc="0409000F" w:tentative="1">
+      <w:start w:val="1"/>
+      <w:numFmt w:val="decimal"/>
+      <w:lvlText w:val="%4."/>
+      <w:lvlJc w:val="left"/>
+      <w:pPr>
+        <w:ind w:left="2880" w:hanging="360"/>
+      </w:pPr>
+    </w:lvl>
+    <w:lvl w:ilvl="4" w:tplc="04090019" w:tentative="1">
+      <w:start w:val="1"/>
+      <w:numFmt w:val="lowerLetter"/>
+      <w:lvlText w:val="%5."/>
+      <w:lvlJc w:val="left"/>
+      <w:pPr>
+        <w:ind w:left="3600" w:hanging="360"/>
+      </w:pPr>
+    </w:lvl>
+    <w:lvl w:ilvl="5" w:tplc="0409001B" w:tentative="1">
+      <w:start w:val="1"/>
+      <w:numFmt w:val="lowerRoman"/>
+      <w:lvlText w:val="%6."/>
+      <w:lvlJc w:val="right"/>
+      <w:pPr>
+        <w:ind w:left="4320" w:hanging="180"/>
+      </w:pPr>
+    </w:lvl>
+    <w:lvl w:ilvl="6" w:tplc="0409000F" w:tentative="1">
+      <w:start w:val="1"/>
+      <w:numFmt w:val="decimal"/>
+      <w:lvlText w:val="%7."/>
+      <w:lvlJc w:val="left"/>
+      <w:pPr>
+        <w:ind w:left="5040" w:hanging="360"/>
+      </w:pPr>
+    </w:lvl>
+    <w:lvl w:ilvl="7" w:tplc="04090019" w:tentative="1">
+      <w:start w:val="1"/>
+      <w:numFmt w:val="lowerLetter"/>
+      <w:lvlText w:val="%8."/>
+      <w:lvlJc w:val="left"/>
+      <w:pPr>
+        <w:ind w:left="5760" w:hanging="360"/>
+      </w:pPr>
+    </w:lvl>
+    <w:lvl w:ilvl="8" w:tplc="0409001B" w:tentative="1">
+      <w:start w:val="1"/>
+      <w:numFmt w:val="lowerRoman"/>
+      <w:lvlText w:val="%9."/>
+      <w:lvlJc w:val="right"/>
+      <w:pPr>
+        <w:ind w:left="6480" w:hanging="180"/>
+      </w:pPr>
+    </w:lvl>
+  </w:abstractNum>
+  <w:num w:numId="1" w16cid:durableId="621810441">
+    <w:abstractNumId w:val="0"/>
+  </w:num>
+</w:numbering>
+</file>
+
 <file path=word/styles.xml><?xml version="1.0" encoding="utf-8"?>
-<w:styles xmlns:mc="http://schemas.openxmlformats.org/markup-compatibility/2006" xmlns:r="http://schemas.openxmlformats.org/officeDocument/2006/relationships" xmlns:w="http://schemas.openxmlformats.org/wordprocessingml/2006/main" xmlns:w14="http://schemas.microsoft.com/office/word/2010/wordml" xmlns:w15="http://schemas.microsoft.com/office/word/2012/wordml" xmlns:w16cex="http://schemas.microsoft.com/office/word/2018/wordml/cex" xmlns:w16cid="http://schemas.microsoft.com/office/word/2016/wordml/cid" xmlns:w16="http://schemas.microsoft.com/office/word/2018/wordml" xmlns:w16sdtdh="http://schemas.microsoft.com/office/word/2020/wordml/sdtdatahash" xmlns:w16se="http://schemas.microsoft.com/office/word/2015/wordml/symex" mc:Ignorable="w14 w15 w16se w16cid w16 w16cex w16sdtdh">
+<w:styles xmlns:mc="http://schemas.openxmlformats.org/markup-compatibility/2006" xmlns:r="http://schemas.openxmlformats.org/officeDocument/2006/relationships" xmlns:w="http://schemas.openxmlformats.org/wordprocessingml/2006/main" xmlns:w14="http://schemas.microsoft.com/office/word/2010/wordml" xmlns:w15="http://schemas.microsoft.com/office/word/2012/wordml" xmlns:w16cex="http://schemas.microsoft.com/office/word/2018/wordml/cex" xmlns:w16cid="http://schemas.microsoft.com/office/word/2016/wordml/cid" xmlns:w16="http://schemas.microsoft.com/office/word/2018/wordml" xmlns:w16du="http://schemas.microsoft.com/office/word/2023/wordml/word16du" xmlns:w16sdtdh="http://schemas.microsoft.com/office/word/2020/wordml/sdtdatahash" xmlns:w16se="http://schemas.microsoft.com/office/word/2015/wordml/symex" mc:Ignorable="w14 w15 w16se w16cid w16 w16cex w16sdtdh w16du">
   <w:docDefaults>
     <w:rPrDefault>
       <w:rPr>
@@ -741,6 +2070,17 @@
     <w:semiHidden/>
     <w:unhideWhenUsed/>
   </w:style>
+  <w:style w:type="paragraph" w:styleId="ListParagraph">
+    <w:name w:val="List Paragraph"/>
+    <w:basedOn w:val="Normal"/>
+    <w:uiPriority w:val="34"/>
+    <w:qFormat/>
+    <w:rsid w:val="00C23E0D"/>
+    <w:pPr>
+      <w:ind w:left="720"/>
+      <w:contextualSpacing/>
+    </w:pPr>
+  </w:style>
 </w:styles>
 </file>
 
